--- a/작업 일지/조환희/작업일지(250113-250119).docx
+++ b/작업 일지/조환희/작업일지(250113-250119).docx
@@ -64,70 +64,6 @@
           <w:p>
             <w:pPr>
               <w:jc w:val="center"/>
-              <w:rPr>
-                <w:b/>
-                <w:sz w:val="18"/>
-              </w:rPr>
-            </w:pPr>
-            <w:r>
-              <w:rPr>
-                <w:rFonts w:hint="eastAsia"/>
-                <w:b/>
-                <w:sz w:val="18"/>
-              </w:rPr>
-              <w:t>2018180042</w:t>
-            </w:r>
-            <w:r>
-              <w:rPr>
-                <w:b/>
-                <w:sz w:val="18"/>
-              </w:rPr>
-              <w:t xml:space="preserve"> </w:t>
-            </w:r>
-            <w:r>
-              <w:rPr>
-                <w:rFonts w:hint="eastAsia"/>
-                <w:b/>
-                <w:sz w:val="18"/>
-              </w:rPr>
-              <w:t>지태준</w:t>
-            </w:r>
-          </w:p>
-          <w:p>
-            <w:pPr>
-              <w:jc w:val="center"/>
-              <w:rPr>
-                <w:b/>
-                <w:sz w:val="18"/>
-              </w:rPr>
-            </w:pPr>
-            <w:r>
-              <w:rPr>
-                <w:rFonts w:hint="eastAsia"/>
-                <w:b/>
-                <w:sz w:val="18"/>
-              </w:rPr>
-              <w:t>2020182003</w:t>
-            </w:r>
-            <w:r>
-              <w:rPr>
-                <w:b/>
-                <w:sz w:val="18"/>
-              </w:rPr>
-              <w:t xml:space="preserve"> </w:t>
-            </w:r>
-            <w:r>
-              <w:rPr>
-                <w:rFonts w:hint="eastAsia"/>
-                <w:b/>
-                <w:sz w:val="18"/>
-              </w:rPr>
-              <w:t>고광신</w:t>
-            </w:r>
-          </w:p>
-          <w:p>
-            <w:pPr>
-              <w:jc w:val="center"/>
             </w:pPr>
             <w:r>
               <w:rPr>
@@ -229,6 +165,13 @@
                 <w:b/>
               </w:rPr>
             </w:pPr>
+            <w:r>
+              <w:rPr>
+                <w:rFonts w:hint="eastAsia"/>
+                <w:b/>
+              </w:rPr>
+              <w:t>4</w:t>
+            </w:r>
           </w:p>
         </w:tc>
         <w:tc>
@@ -280,7 +223,7 @@
                 <w:b/>
                 <w:sz w:val="22"/>
               </w:rPr>
-              <w:t>4</w:t>
+              <w:t>5</w:t>
             </w:r>
             <w:r>
               <w:rPr>
@@ -295,7 +238,7 @@
                 <w:b/>
                 <w:sz w:val="22"/>
               </w:rPr>
-              <w:t>12</w:t>
+              <w:t>01</w:t>
             </w:r>
             <w:r>
               <w:rPr>
@@ -310,7 +253,15 @@
                 <w:b/>
                 <w:sz w:val="22"/>
               </w:rPr>
-              <w:t>23</w:t>
+              <w:t>1</w:t>
+            </w:r>
+            <w:r>
+              <w:rPr>
+                <w:rFonts w:hint="eastAsia"/>
+                <w:b/>
+                <w:sz w:val="22"/>
+              </w:rPr>
+              <w:t>3</w:t>
             </w:r>
             <w:r>
               <w:rPr>
@@ -325,7 +276,7 @@
                 <w:b/>
                 <w:sz w:val="22"/>
               </w:rPr>
-              <w:t>4</w:t>
+              <w:t>5</w:t>
             </w:r>
             <w:r>
               <w:rPr>
@@ -340,7 +291,23 @@
                 <w:b/>
                 <w:sz w:val="22"/>
               </w:rPr>
-              <w:t>12.29</w:t>
+              <w:t>01</w:t>
+            </w:r>
+            <w:r>
+              <w:rPr>
+                <w:rFonts w:hint="eastAsia"/>
+                <w:b/>
+                <w:sz w:val="22"/>
+              </w:rPr>
+              <w:t>.</w:t>
+            </w:r>
+            <w:r>
+              <w:rPr>
+                <w:rFonts w:hint="eastAsia"/>
+                <w:b/>
+                <w:sz w:val="22"/>
+              </w:rPr>
+              <w:t>19</w:t>
             </w:r>
           </w:p>
         </w:tc>
@@ -447,49 +414,7 @@
                 <w:rFonts w:hint="eastAsia"/>
                 <w:b/>
               </w:rPr>
-              <w:t>지태준</w:t>
-            </w:r>
-          </w:p>
-          <w:p>
-            <w:pPr>
-              <w:pStyle w:val="a4"/>
-              <w:numPr>
-                <w:ilvl w:val="0"/>
-                <w:numId w:val="2"/>
-              </w:numPr>
-              <w:ind w:leftChars="0"/>
-              <w:jc w:val="left"/>
-              <w:rPr>
-                <w:b/>
-              </w:rPr>
-            </w:pPr>
-            <w:r>
-              <w:rPr>
-                <w:rFonts w:hint="eastAsia"/>
-                <w:b/>
-              </w:rPr>
-              <w:t>고광신</w:t>
-            </w:r>
-          </w:p>
-          <w:p>
-            <w:pPr>
-              <w:pStyle w:val="a4"/>
-              <w:numPr>
-                <w:ilvl w:val="0"/>
-                <w:numId w:val="2"/>
-              </w:numPr>
-              <w:ind w:leftChars="0"/>
-              <w:jc w:val="left"/>
-              <w:rPr>
-                <w:b/>
-              </w:rPr>
-            </w:pPr>
-            <w:r>
-              <w:rPr>
-                <w:rFonts w:hint="eastAsia"/>
-                <w:b/>
-              </w:rPr>
-              <w:t>조환희</w:t>
+              <w:t>네트워크 로직 추가 보완 및 패킷의 정상 송/수신 확인을 위한 더미클라이언트 작성</w:t>
             </w:r>
           </w:p>
         </w:tc>
@@ -534,11 +459,9 @@
       <w:r>
         <w:rPr>
           <w:rFonts w:hint="eastAsia"/>
-          <w:b/>
-          <w:sz w:val="28"/>
-          <w:szCs w:val="28"/>
+          <w:sz w:val="22"/>
         </w:rPr>
-        <w:t>지태준</w:t>
+        <w:t>패킷 직렬화를 위한 Send/Recv 버퍼 구현 및 패킷헤더 조립부분 구현</w:t>
       </w:r>
     </w:p>
     <w:p>
@@ -556,11 +479,9 @@
       <w:r>
         <w:rPr>
           <w:rFonts w:hint="eastAsia"/>
-          <w:b/>
-          <w:sz w:val="28"/>
-          <w:szCs w:val="28"/>
+          <w:sz w:val="22"/>
         </w:rPr>
-        <w:t>고광신</w:t>
+        <w:t>네트워크 로직의 추가 구현 (Scatter/Gather 패턴 구현)</w:t>
       </w:r>
     </w:p>
     <w:p>
@@ -572,24 +493,15 @@
         </w:numPr>
         <w:ind w:leftChars="0"/>
         <w:rPr>
+          <w:sz w:val="22"/>
+        </w:rPr>
+      </w:pPr>
+      <w:r>
+        <w:rPr>
           <w:rFonts w:hint="eastAsia"/>
           <w:sz w:val="22"/>
         </w:rPr>
-      </w:pPr>
-      <w:r>
-        <w:rPr>
-          <w:rFonts w:hint="eastAsia"/>
-          <w:b/>
-          <w:sz w:val="28"/>
-          <w:szCs w:val="28"/>
-        </w:rPr>
-        <w:t>조환희</w:t>
-      </w:r>
-      <w:r>
-        <w:rPr>
-          <w:sz w:val="22"/>
-        </w:rPr>
-        <w:br/>
+        <w:t>더미 클라이언트 작성중</w:t>
       </w:r>
     </w:p>
     <w:p>
@@ -658,6 +570,12 @@
             <w:pPr>
               <w:jc w:val="left"/>
             </w:pPr>
+            <w:r>
+              <w:rPr>
+                <w:rFonts w:hint="eastAsia"/>
+              </w:rPr>
+              <w:t>더미 클라이언트 미완성</w:t>
+            </w:r>
           </w:p>
         </w:tc>
         <w:tc>
@@ -735,6 +653,14 @@
                 <w:sz w:val="22"/>
               </w:rPr>
             </w:pPr>
+            <w:r>
+              <w:rPr>
+                <w:rFonts w:hint="eastAsia"/>
+                <w:b/>
+                <w:sz w:val="22"/>
+              </w:rPr>
+              <w:t>5</w:t>
+            </w:r>
           </w:p>
         </w:tc>
         <w:tc>
@@ -782,7 +708,7 @@
                 <w:b/>
                 <w:sz w:val="22"/>
               </w:rPr>
-              <w:t>4</w:t>
+              <w:t>5</w:t>
             </w:r>
             <w:r>
               <w:rPr>
@@ -793,18 +719,11 @@
             </w:r>
             <w:r>
               <w:rPr>
-                <w:b/>
-                <w:sz w:val="22"/>
-              </w:rPr>
-              <w:t>1</w:t>
-            </w:r>
-            <w:r>
-              <w:rPr>
-                <w:rFonts w:hint="eastAsia"/>
-                <w:b/>
-                <w:sz w:val="22"/>
-              </w:rPr>
-              <w:t>2</w:t>
+                <w:rFonts w:hint="eastAsia"/>
+                <w:b/>
+                <w:sz w:val="22"/>
+              </w:rPr>
+              <w:t>01</w:t>
             </w:r>
             <w:r>
               <w:rPr>
@@ -819,7 +738,7 @@
                 <w:b/>
                 <w:sz w:val="22"/>
               </w:rPr>
-              <w:t>30</w:t>
+              <w:t>20</w:t>
             </w:r>
             <w:r>
               <w:rPr>
@@ -841,20 +760,6 @@
                 <w:b/>
                 <w:sz w:val="22"/>
               </w:rPr>
-              <w:t>.0</w:t>
-            </w:r>
-            <w:r>
-              <w:rPr>
-                <w:b/>
-                <w:sz w:val="22"/>
-              </w:rPr>
-              <w:t>1</w:t>
-            </w:r>
-            <w:r>
-              <w:rPr>
-                <w:b/>
-                <w:sz w:val="22"/>
-              </w:rPr>
               <w:t>.</w:t>
             </w:r>
             <w:r>
@@ -863,7 +768,7 @@
                 <w:b/>
                 <w:sz w:val="22"/>
               </w:rPr>
-              <w:t>05</w:t>
+              <w:t>01.26</w:t>
             </w:r>
           </w:p>
         </w:tc>
@@ -903,53 +808,13 @@
           </w:tcPr>
           <w:p>
             <w:r>
-              <w:rPr>
-                <w:rFonts w:hint="eastAsia"/>
-              </w:rPr>
-              <w:t>지태준</w:t>
-            </w:r>
-            <w:r>
-              <w:rPr>
-                <w:rFonts w:hint="eastAsia"/>
-              </w:rPr>
-              <w:t>:</w:t>
-            </w:r>
-            <w:r>
               <w:t xml:space="preserve"> </w:t>
             </w:r>
-          </w:p>
-          <w:p>
-            <w:r>
-              <w:rPr>
-                <w:rFonts w:hint="eastAsia"/>
-              </w:rPr>
-              <w:t>고광신</w:t>
-            </w:r>
-            <w:r>
-              <w:rPr>
-                <w:rFonts w:hint="eastAsia"/>
-              </w:rPr>
-              <w:t>:</w:t>
-            </w:r>
-            <w:r>
-              <w:t xml:space="preserve"> </w:t>
-            </w:r>
-          </w:p>
-          <w:p>
-            <w:r>
-              <w:rPr>
-                <w:rFonts w:hint="eastAsia"/>
-              </w:rPr>
-              <w:t>조환희</w:t>
-            </w:r>
-            <w:r>
-              <w:rPr>
-                <w:rFonts w:hint="eastAsia"/>
-              </w:rPr>
-              <w:t>:</w:t>
-            </w:r>
-            <w:r>
-              <w:t xml:space="preserve"> </w:t>
+            <w:r>
+              <w:rPr>
+                <w:rFonts w:hint="eastAsia"/>
+              </w:rPr>
+              <w:t>더미 클라이언트 완성 및 플레이어/룸 등 관리 로직 추가</w:t>
             </w:r>
           </w:p>
         </w:tc>
@@ -2123,4 +1988,16 @@
     </a:ext>
   </a:extLst>
 </a:theme>
+</file>
+
+<file path=customXml/item1.xml><?xml version="1.0" encoding="utf-8"?>
+<b:Sources xmlns:b="http://schemas.openxmlformats.org/officeDocument/2006/bibliography" xmlns="http://schemas.openxmlformats.org/officeDocument/2006/bibliography" SelectedStyle="\APASixthEditionOfficeOnline.xsl" StyleName="APA" Version="6"/>
+</file>
+
+<file path=customXml/itemProps1.xml><?xml version="1.0" encoding="utf-8"?>
+<ds:datastoreItem xmlns:ds="http://schemas.openxmlformats.org/officeDocument/2006/customXml" ds:itemID="{CFC852D7-EE93-44D1-BEDC-0960E3B5E9B6}">
+  <ds:schemaRefs>
+    <ds:schemaRef ds:uri="http://schemas.openxmlformats.org/officeDocument/2006/bibliography"/>
+  </ds:schemaRefs>
+</ds:datastoreItem>
 </file>